--- a/src/content/bios/Huxley-JS 2012.docx
+++ b/src/content/bios/Huxley-JS 2012.docx
@@ -1,6 +1,6 @@
 
 <file path=word/document.xml><?xml version="1.0" encoding="utf-8"?>
-<w:document xmlns:wpc="http://schemas.microsoft.com/office/word/2010/wordprocessingCanvas" xmlns:cx="http://schemas.microsoft.com/office/drawing/2014/chartex" xmlns:cx1="http://schemas.microsoft.com/office/drawing/2015/9/8/chartex" xmlns:cx2="http://schemas.microsoft.com/office/drawing/2015/10/21/chartex" xmlns:cx3="http://schemas.microsoft.com/office/drawing/2016/5/9/chartex" xmlns:cx4="http://schemas.microsoft.com/office/drawing/2016/5/10/chartex" xmlns:cx5="http://schemas.microsoft.com/office/drawing/2016/5/11/chartex" xmlns:cx6="http://schemas.microsoft.com/office/drawing/2016/5/12/chartex" xmlns:cx7="http://schemas.microsoft.com/office/drawing/2016/5/13/chartex" xmlns:cx8="http://schemas.microsoft.com/office/drawing/2016/5/14/chartex" xmlns:mc="http://schemas.openxmlformats.org/markup-compatibility/2006" xmlns:aink="http://schemas.microsoft.com/office/drawing/2016/ink" xmlns:am3d="http://schemas.microsoft.com/office/drawing/2017/model3d" xmlns:o="urn:schemas-microsoft-com:office:office" xmlns:oel="http://schemas.microsoft.com/office/2019/extlst" xmlns:r="http://schemas.openxmlformats.org/officeDocument/2006/relationships" xmlns:m="http://schemas.openxmlformats.org/officeDocument/2006/math" xmlns:v="urn:schemas-microsoft-com:vml" xmlns:wp14="http://schemas.microsoft.com/office/word/2010/wordprocessingDrawing" xmlns:wp="http://schemas.openxmlformats.org/drawingml/2006/wordprocessingDrawing" xmlns:w10="urn:schemas-microsoft-com:office:word" xmlns:w="http://schemas.openxmlformats.org/wordprocessingml/2006/main" xmlns:w14="http://schemas.microsoft.com/office/word/2010/wordml" xmlns:w15="http://schemas.microsoft.com/office/word/2012/wordml" xmlns:w16cex="http://schemas.microsoft.com/office/word/2018/wordml/cex" xmlns:w16cid="http://schemas.microsoft.com/office/word/2016/wordml/cid" xmlns:w16="http://schemas.microsoft.com/office/word/2018/wordml" xmlns:w16du="http://schemas.microsoft.com/office/word/2023/wordml/word16du" xmlns:w16sdtdh="http://schemas.microsoft.com/office/word/2020/wordml/sdtdatahash" xmlns:w16sdtfl="http://schemas.microsoft.com/office/word/2024/wordml/sdtformatlock" xmlns:w16se="http://schemas.microsoft.com/office/word/2015/wordml/symex" xmlns:wpg="http://schemas.microsoft.com/office/word/2010/wordprocessingGroup" xmlns:wpi="http://schemas.microsoft.com/office/word/2010/wordprocessingInk" xmlns:wne="http://schemas.microsoft.com/office/word/2006/wordml" xmlns:wps="http://schemas.microsoft.com/office/word/2010/wordprocessingShape" mc:Ignorable="w14 w15 w16se w16cid w16 w16cex w16sdtdh w16sdtfl w16du wp14">
+<w:document xmlns:wpc="http://schemas.microsoft.com/office/word/2010/wordprocessingCanvas" xmlns:cx="http://schemas.microsoft.com/office/drawing/2014/chartex" xmlns:cx1="http://schemas.microsoft.com/office/drawing/2015/9/8/chartex" xmlns:cx2="http://schemas.microsoft.com/office/drawing/2015/10/21/chartex" xmlns:cx3="http://schemas.microsoft.com/office/drawing/2016/5/9/chartex" xmlns:cx4="http://schemas.microsoft.com/office/drawing/2016/5/10/chartex" xmlns:cx5="http://schemas.microsoft.com/office/drawing/2016/5/11/chartex" xmlns:cx6="http://schemas.microsoft.com/office/drawing/2016/5/12/chartex" xmlns:cx7="http://schemas.microsoft.com/office/drawing/2016/5/13/chartex" xmlns:cx8="http://schemas.microsoft.com/office/drawing/2016/5/14/chartex" xmlns:mc="http://schemas.openxmlformats.org/markup-compatibility/2006" xmlns:m="http://schemas.openxmlformats.org/officeDocument/2006/math" xmlns:aink="http://schemas.microsoft.com/office/drawing/2016/ink" xmlns:am3d="http://schemas.microsoft.com/office/drawing/2017/model3d" xmlns:oel="http://schemas.microsoft.com/office/2019/extlst" xmlns:r="http://schemas.openxmlformats.org/officeDocument/2006/relationships" xmlns:wp14="http://schemas.microsoft.com/office/word/2010/wordprocessingDrawing" xmlns:wp="http://schemas.openxmlformats.org/drawingml/2006/wordprocessingDrawing" xmlns:wpg="http://schemas.microsoft.com/office/word/2010/wordprocessingGroup" xmlns:wpi="http://schemas.microsoft.com/office/word/2010/wordprocessingInk" xmlns:wps="http://schemas.microsoft.com/office/word/2010/wordprocessingShape" xmlns:o="urn:schemas-microsoft-com:office:office" xmlns:v="urn:schemas-microsoft-com:vml" xmlns:w10="urn:schemas-microsoft-com:office:word" xmlns:w="http://schemas.openxmlformats.org/wordprocessingml/2006/main" xmlns:w14="http://schemas.microsoft.com/office/word/2010/wordml" xmlns:w15="http://schemas.microsoft.com/office/word/2012/wordml" xmlns:w16cei="http://schemas.microsoft.com/office/word/2026/wordml/cei" xmlns:w16cex="http://schemas.microsoft.com/office/word/2018/wordml/cex" xmlns:w16cid="http://schemas.microsoft.com/office/word/2016/wordml/cid" xmlns:w16="http://schemas.microsoft.com/office/word/2018/wordml" xmlns:w16sdtdh="http://schemas.microsoft.com/office/word/2020/wordml/sdtdatahash" xmlns:w16sdtfl="http://schemas.microsoft.com/office/word/2024/wordml/sdtformatlock" xmlns:w16se="http://schemas.microsoft.com/office/word/2015/wordml/symex" xmlns:w16du="http://schemas.microsoft.com/office/word/2023/wordml/word16du" xmlns:wne="http://schemas.microsoft.com/office/word/2006/wordml" mc:Ignorable="w14 w15 w16se w16cid w16 w16cex w16sdtdh w16sdtfl w16du wp14">
   <w:body>
     <w:p>
       <w:pPr>
@@ -139,13 +139,13 @@
           <w:noProof/>
           <w:sz w:val="24"/>
           <w:szCs w:val="24"/>
-          <w:lang w:val="en-GB" w:eastAsia="nl-NL"/>
+          <w:lang w:val="en-GB"/>
         </w:rPr>
         <w:drawing>
-          <wp:inline distT="0" distB="0" distL="0" distR="0" wp14:anchorId="4E083F66" wp14:editId="2D750632">
-            <wp:extent cx="2145030" cy="2852890"/>
-            <wp:effectExtent l="25400" t="0" r="0" b="0"/>
-            <wp:docPr id="1" name="Image 1" descr="http://www.unesco.org/new/fileadmin/MULTIMEDIA/HQ/BPI/_images/DG/DG_huxley.jpg"/>
+          <wp:inline distT="0" distB="0" distL="0" distR="0" wp14:anchorId="698FD885" wp14:editId="11FCBA39">
+            <wp:extent cx="2235200" cy="3149600"/>
+            <wp:effectExtent l="0" t="0" r="0" b="0"/>
+            <wp:docPr id="1016669347" name="Afbeelding 1"/>
             <wp:cNvGraphicFramePr>
               <a:graphicFrameLocks xmlns:a="http://schemas.openxmlformats.org/drawingml/2006/main" noChangeAspect="1"/>
             </wp:cNvGraphicFramePr>
@@ -153,33 +153,29 @@
               <a:graphicData uri="http://schemas.openxmlformats.org/drawingml/2006/picture">
                 <pic:pic xmlns:pic="http://schemas.openxmlformats.org/drawingml/2006/picture">
                   <pic:nvPicPr>
-                    <pic:cNvPr id="0" name="Image 1" descr="http://www.unesco.org/new/fileadmin/MULTIMEDIA/HQ/BPI/_images/DG/DG_huxley.jpg"/>
-                    <pic:cNvPicPr>
-                      <a:picLocks noChangeAspect="1" noChangeArrowheads="1"/>
-                    </pic:cNvPicPr>
+                    <pic:cNvPr id="1016669347" name="Afbeelding 1016669347"/>
+                    <pic:cNvPicPr/>
                   </pic:nvPicPr>
                   <pic:blipFill>
-                    <a:blip r:embed="rId7"/>
-                    <a:srcRect/>
+                    <a:blip r:embed="rId7">
+                      <a:extLst>
+                        <a:ext uri="{28A0092B-C50C-407E-A947-70E740481C1C}">
+                          <a14:useLocalDpi xmlns:a14="http://schemas.microsoft.com/office/drawing/2010/main" val="0"/>
+                        </a:ext>
+                      </a:extLst>
+                    </a:blip>
                     <a:stretch>
                       <a:fillRect/>
                     </a:stretch>
                   </pic:blipFill>
-                  <pic:spPr bwMode="auto">
+                  <pic:spPr>
                     <a:xfrm>
                       <a:off x="0" y="0"/>
-                      <a:ext cx="2145030" cy="2852890"/>
+                      <a:ext cx="2235200" cy="3149600"/>
                     </a:xfrm>
                     <a:prstGeom prst="rect">
                       <a:avLst/>
                     </a:prstGeom>
-                    <a:noFill/>
-                    <a:ln w="9525">
-                      <a:noFill/>
-                      <a:miter lim="800000"/>
-                      <a:headEnd/>
-                      <a:tailEnd/>
-                    </a:ln>
                   </pic:spPr>
                 </pic:pic>
               </a:graphicData>
@@ -207,19 +203,15 @@
         </w:rPr>
         <w:t xml:space="preserve">Source: </w:t>
       </w:r>
-      <w:hyperlink r:id="rId8" w:history="1">
-        <w:r>
-          <w:rPr>
-            <w:rStyle w:val="Hyperlink"/>
-            <w:rFonts w:ascii="Times New Roman" w:hAnsi="Times New Roman"/>
-            <w:sz w:val="24"/>
-            <w:szCs w:val="24"/>
-            <w:u w:val="none"/>
-            <w:lang w:val="en-GB"/>
-          </w:rPr>
-          <w:t>www.unesco.org/new/fr/unesco/about-us/who-we-are/history/directors-general/julian-huxley/</w:t>
-        </w:r>
-      </w:hyperlink>
+      <w:r>
+        <w:rPr>
+          <w:rFonts w:ascii="Times New Roman" w:hAnsi="Times New Roman"/>
+          <w:sz w:val="24"/>
+          <w:szCs w:val="24"/>
+          <w:lang w:val="en-GB"/>
+        </w:rPr>
+        <w:t>Huxley, 1922, public domain, photographer unknown</w:t>
+      </w:r>
     </w:p>
     <w:p>
       <w:pPr>
@@ -447,7 +439,7 @@
           <w:szCs w:val="24"/>
           <w:lang w:val="en-GB"/>
         </w:rPr>
-        <w:t xml:space="preserve"> he became a cofounder of the Political and Economic Planning think tank. No longer a university academic, Huxley </w:t>
+        <w:t xml:space="preserve"> he became a cofounder </w:t>
       </w:r>
       <w:r>
         <w:rPr>
@@ -457,7 +449,7 @@
           <w:lang w:val="en-GB"/>
         </w:rPr>
         <w:lastRenderedPageBreak/>
-        <w:t xml:space="preserve">lived by his pen and became also general supervisor of biological films for G.B. Instructional Films (1933-1936) and secretary of the Zoological Society of London (1935-1942). In 1938 he was elected a fellow of the Royal Society. </w:t>
+        <w:t xml:space="preserve">of the Political and Economic Planning think tank. No longer a university academic, Huxley lived by his pen and became also general supervisor of biological films for G.B. Instructional Films (1933-1936) and secretary of the Zoological Society of London (1935-1942). In 1938 he was elected a fellow of the Royal Society. </w:t>
       </w:r>
     </w:p>
     <w:p>
@@ -662,7 +654,7 @@
           <w:szCs w:val="24"/>
           <w:lang w:val="en-GB"/>
         </w:rPr>
-        <w:t xml:space="preserve"> travel’ (Columbia University: Rare Books and Manuscript Library: Collection Ascher, Box 145: letter from Ascher to P. Koffler, 20 March 1975) and ‘in his view being director general of UNESCO was a minor interlude in his career as scientist and philosopher and that in retrospect it was the opportunity for travel to the remote parts of the world that excited him’ (Collection Ascher, Box 1: letter from Ascher to Juliette Huxley, 17 February 1975). In 1947 an agent of the American State Department underlined Huxley’s ‘eccentric’ character and the ‘Alice in Wonderland character atmosphere of </w:t>
+        <w:t xml:space="preserve"> travel’ (Columbia University: Rare Books and Manuscript Library: Collection Ascher, Box 145: letter from Ascher to P. Koffler, 20 March 1975) and ‘in his view being director general of UNESCO was a minor interlude in his career as scientist and philosopher and that in retrospect it was the opportunity for travel to the remote parts of the world that excited him’ (Collection Ascher, Box 1: letter from Ascher to Juliette Huxley, 17 February 1975). In 1947 an agent of the American State Department underlined </w:t>
       </w:r>
       <w:r>
         <w:rPr>
@@ -672,7 +664,7 @@
           <w:lang w:val="en-GB"/>
         </w:rPr>
         <w:lastRenderedPageBreak/>
-        <w:t xml:space="preserve">UNESCO’ under Huxley (Diplomatic Archives of the USA, NARA, Decimal file, RG59, entry CDF 1945-49 [NND 760050, from 501.PA/3-147 to 501.PA/4-1647]: Box 2242: letter from A. Dawson to M. Zentz, 18 August 1947). However, </w:t>
+        <w:t xml:space="preserve">Huxley’s ‘eccentric’ character and the ‘Alice in Wonderland character atmosphere of UNESCO’ under Huxley (Diplomatic Archives of the USA, NARA, Decimal file, RG59, entry CDF 1945-49 [NND 760050, from 501.PA/3-147 to 501.PA/4-1647]: Box 2242: letter from A. Dawson to M. Zentz, 18 August 1947). However, </w:t>
       </w:r>
       <w:r>
         <w:rPr>
@@ -1581,7 +1573,7 @@
         </w:rPr>
         <w:t xml:space="preserve"> meeting, 3 August 1964, in UNESCO Archives, Paris, France; Papers of Julian Huxley and Max Nicholson in Fondren Library, Rice University, Houston, Texas: </w:t>
       </w:r>
-      <w:hyperlink r:id="rId9" w:history="1">
+      <w:hyperlink r:id="rId8" w:history="1">
         <w:r>
           <w:rPr>
             <w:rStyle w:val="Hyperlink"/>
@@ -1768,7 +1760,7 @@
         </w:rPr>
         <w:t> </w:t>
       </w:r>
-      <w:hyperlink r:id="rId10" w:tooltip="Great Crested Grebe" w:history="1">
+      <w:hyperlink r:id="rId9" w:tooltip="Great Crested Grebe" w:history="1">
         <w:r>
           <w:rPr>
             <w:rStyle w:val="Hyperlink"/>
@@ -1971,7 +1963,7 @@
         </w:rPr>
         <w:t> </w:t>
       </w:r>
-      <w:hyperlink r:id="rId11" w:tooltip="J.B.S. Haldane" w:history="1">
+      <w:hyperlink r:id="rId10" w:tooltip="J.B.S. Haldane" w:history="1">
         <w:r>
           <w:rPr>
             <w:rStyle w:val="Hyperlink"/>
@@ -2127,7 +2119,7 @@
         </w:rPr>
         <w:t> </w:t>
       </w:r>
-      <w:hyperlink r:id="rId12" w:tooltip="H.G. Wells" w:history="1">
+      <w:hyperlink r:id="rId11" w:tooltip="H.G. Wells" w:history="1">
         <w:r>
           <w:rPr>
             <w:rStyle w:val="Hyperlink"/>
@@ -2170,7 +2162,7 @@
         </w:rPr>
         <w:t> </w:t>
       </w:r>
-      <w:hyperlink r:id="rId13" w:tooltip="G.P. Wells" w:history="1">
+      <w:hyperlink r:id="rId12" w:tooltip="G.P. Wells" w:history="1">
         <w:r>
           <w:rPr>
             <w:rStyle w:val="Hyperlink"/>
@@ -2471,7 +2463,7 @@
         </w:rPr>
         <w:t> </w:t>
       </w:r>
-      <w:hyperlink r:id="rId14" w:tooltip="Soviets" w:history="1">
+      <w:hyperlink r:id="rId13" w:tooltip="Soviets" w:history="1">
         <w:r>
           <w:rPr>
             <w:rStyle w:val="Hyperlink"/>
@@ -2651,7 +2643,7 @@
         </w:rPr>
         <w:t> </w:t>
       </w:r>
-      <w:hyperlink r:id="rId15" w:tooltip="HMS Rattlesnake" w:history="1">
+      <w:hyperlink r:id="rId14" w:tooltip="HMS Rattlesnake" w:history="1">
         <w:r>
           <w:rPr>
             <w:rStyle w:val="Hyperlink"/>
@@ -2771,7 +2763,7 @@
         </w:rPr>
         <w:t> </w:t>
       </w:r>
-      <w:hyperlink r:id="rId16" w:tooltip="Alfred Court Haddon" w:history="1">
+      <w:hyperlink r:id="rId15" w:tooltip="Alfred Court Haddon" w:history="1">
         <w:r>
           <w:rPr>
             <w:rStyle w:val="Hyperlink"/>
@@ -2934,7 +2926,7 @@
         </w:rPr>
         <w:t> </w:t>
       </w:r>
-      <w:hyperlink r:id="rId17" w:tooltip="Charles Darwin" w:history="1">
+      <w:hyperlink r:id="rId16" w:tooltip="Charles Darwin" w:history="1">
         <w:r>
           <w:rPr>
             <w:rStyle w:val="Hyperlink"/>
@@ -3654,7 +3646,7 @@
         </w:rPr>
         <w:t> </w:t>
       </w:r>
-      <w:hyperlink r:id="rId18" w:tooltip="Trofim Lysenko" w:history="1">
+      <w:hyperlink r:id="rId17" w:tooltip="Trofim Lysenko" w:history="1">
         <w:r>
           <w:rPr>
             <w:rStyle w:val="Hyperlink"/>
@@ -4002,7 +3994,7 @@
         </w:rPr>
         <w:t> </w:t>
       </w:r>
-      <w:hyperlink r:id="rId19" w:tooltip="W. Suschitzky" w:history="1">
+      <w:hyperlink r:id="rId18" w:tooltip="W. Suschitzky" w:history="1">
         <w:r>
           <w:rPr>
             <w:rStyle w:val="Hyperlink"/>
@@ -5506,7 +5498,7 @@
         </w:rPr>
         <w:t xml:space="preserve">, St. Petersburg 2004, available at: </w:t>
       </w:r>
-      <w:hyperlink r:id="rId20" w:history="1">
+      <w:hyperlink r:id="rId19" w:history="1">
         <w:r>
           <w:rPr>
             <w:rStyle w:val="Hyperlink"/>
@@ -5567,7 +5559,7 @@
         </w:rPr>
         <w:t xml:space="preserve">, 2004, available at </w:t>
       </w:r>
-      <w:hyperlink r:id="rId21" w:history="1">
+      <w:hyperlink r:id="rId20" w:history="1">
         <w:r>
           <w:rPr>
             <w:rStyle w:val="Hyperlink"/>
@@ -5641,7 +5633,7 @@
         </w:rPr>
         <w:t xml:space="preserve">, 2008, available at: </w:t>
       </w:r>
-      <w:hyperlink r:id="rId22" w:anchor="1" w:history="1">
+      <w:hyperlink r:id="rId21" w:anchor="1" w:history="1">
         <w:r>
           <w:rPr>
             <w:rStyle w:val="Hyperlink"/>
@@ -5952,7 +5944,7 @@
         </w:rPr>
         <w:t xml:space="preserve">Eisenberg, </w:t>
       </w:r>
-      <w:hyperlink r:id="rId23" w:history="1">
+      <w:hyperlink r:id="rId22" w:history="1">
         <w:r>
           <w:rPr>
             <w:rStyle w:val="Hyperlink"/>
@@ -6000,9 +5992,9 @@
       </w:pPr>
     </w:p>
     <w:sectPr>
-      <w:headerReference w:type="even" r:id="rId24"/>
-      <w:headerReference w:type="default" r:id="rId25"/>
-      <w:footerReference w:type="default" r:id="rId26"/>
+      <w:headerReference w:type="even" r:id="rId23"/>
+      <w:headerReference w:type="default" r:id="rId24"/>
+      <w:footerReference w:type="default" r:id="rId25"/>
       <w:pgSz w:w="11906" w:h="16838"/>
       <w:pgMar w:top="1418" w:right="1418" w:bottom="1418" w:left="1418" w:header="709" w:footer="709" w:gutter="0"/>
       <w:cols w:space="720"/>
@@ -6013,7 +6005,7 @@
 </file>
 
 <file path=word/endnotes.xml><?xml version="1.0" encoding="utf-8"?>
-<w:endnotes xmlns:wpc="http://schemas.microsoft.com/office/word/2010/wordprocessingCanvas" xmlns:cx="http://schemas.microsoft.com/office/drawing/2014/chartex" xmlns:cx1="http://schemas.microsoft.com/office/drawing/2015/9/8/chartex" xmlns:cx2="http://schemas.microsoft.com/office/drawing/2015/10/21/chartex" xmlns:cx3="http://schemas.microsoft.com/office/drawing/2016/5/9/chartex" xmlns:cx4="http://schemas.microsoft.com/office/drawing/2016/5/10/chartex" xmlns:cx5="http://schemas.microsoft.com/office/drawing/2016/5/11/chartex" xmlns:cx6="http://schemas.microsoft.com/office/drawing/2016/5/12/chartex" xmlns:cx7="http://schemas.microsoft.com/office/drawing/2016/5/13/chartex" xmlns:cx8="http://schemas.microsoft.com/office/drawing/2016/5/14/chartex" xmlns:mc="http://schemas.openxmlformats.org/markup-compatibility/2006" xmlns:aink="http://schemas.microsoft.com/office/drawing/2016/ink" xmlns:am3d="http://schemas.microsoft.com/office/drawing/2017/model3d" xmlns:o="urn:schemas-microsoft-com:office:office" xmlns:oel="http://schemas.microsoft.com/office/2019/extlst" xmlns:r="http://schemas.openxmlformats.org/officeDocument/2006/relationships" xmlns:m="http://schemas.openxmlformats.org/officeDocument/2006/math" xmlns:v="urn:schemas-microsoft-com:vml" xmlns:wp14="http://schemas.microsoft.com/office/word/2010/wordprocessingDrawing" xmlns:wp="http://schemas.openxmlformats.org/drawingml/2006/wordprocessingDrawing" xmlns:w10="urn:schemas-microsoft-com:office:word" xmlns:w="http://schemas.openxmlformats.org/wordprocessingml/2006/main" xmlns:w14="http://schemas.microsoft.com/office/word/2010/wordml" xmlns:w15="http://schemas.microsoft.com/office/word/2012/wordml" xmlns:w16cex="http://schemas.microsoft.com/office/word/2018/wordml/cex" xmlns:w16cid="http://schemas.microsoft.com/office/word/2016/wordml/cid" xmlns:w16="http://schemas.microsoft.com/office/word/2018/wordml" xmlns:w16du="http://schemas.microsoft.com/office/word/2023/wordml/word16du" xmlns:w16sdtdh="http://schemas.microsoft.com/office/word/2020/wordml/sdtdatahash" xmlns:w16sdtfl="http://schemas.microsoft.com/office/word/2024/wordml/sdtformatlock" xmlns:w16se="http://schemas.microsoft.com/office/word/2015/wordml/symex" xmlns:wpg="http://schemas.microsoft.com/office/word/2010/wordprocessingGroup" xmlns:wpi="http://schemas.microsoft.com/office/word/2010/wordprocessingInk" xmlns:wne="http://schemas.microsoft.com/office/word/2006/wordml" xmlns:wps="http://schemas.microsoft.com/office/word/2010/wordprocessingShape" mc:Ignorable="w14 w15 w16se w16cid w16 w16cex w16sdtdh w16sdtfl w16du wp14">
+<w:endnotes xmlns:wpc="http://schemas.microsoft.com/office/word/2010/wordprocessingCanvas" xmlns:cx="http://schemas.microsoft.com/office/drawing/2014/chartex" xmlns:cx1="http://schemas.microsoft.com/office/drawing/2015/9/8/chartex" xmlns:cx2="http://schemas.microsoft.com/office/drawing/2015/10/21/chartex" xmlns:cx3="http://schemas.microsoft.com/office/drawing/2016/5/9/chartex" xmlns:cx4="http://schemas.microsoft.com/office/drawing/2016/5/10/chartex" xmlns:cx5="http://schemas.microsoft.com/office/drawing/2016/5/11/chartex" xmlns:cx6="http://schemas.microsoft.com/office/drawing/2016/5/12/chartex" xmlns:cx7="http://schemas.microsoft.com/office/drawing/2016/5/13/chartex" xmlns:cx8="http://schemas.microsoft.com/office/drawing/2016/5/14/chartex" xmlns:mc="http://schemas.openxmlformats.org/markup-compatibility/2006" xmlns:m="http://schemas.openxmlformats.org/officeDocument/2006/math" xmlns:aink="http://schemas.microsoft.com/office/drawing/2016/ink" xmlns:am3d="http://schemas.microsoft.com/office/drawing/2017/model3d" xmlns:oel="http://schemas.microsoft.com/office/2019/extlst" xmlns:r="http://schemas.openxmlformats.org/officeDocument/2006/relationships" xmlns:wp14="http://schemas.microsoft.com/office/word/2010/wordprocessingDrawing" xmlns:wp="http://schemas.openxmlformats.org/drawingml/2006/wordprocessingDrawing" xmlns:wpg="http://schemas.microsoft.com/office/word/2010/wordprocessingGroup" xmlns:wpi="http://schemas.microsoft.com/office/word/2010/wordprocessingInk" xmlns:wps="http://schemas.microsoft.com/office/word/2010/wordprocessingShape" xmlns:o="urn:schemas-microsoft-com:office:office" xmlns:v="urn:schemas-microsoft-com:vml" xmlns:w10="urn:schemas-microsoft-com:office:word" xmlns:w="http://schemas.openxmlformats.org/wordprocessingml/2006/main" xmlns:w14="http://schemas.microsoft.com/office/word/2010/wordml" xmlns:w15="http://schemas.microsoft.com/office/word/2012/wordml" xmlns:w16cei="http://schemas.microsoft.com/office/word/2026/wordml/cei" xmlns:w16cex="http://schemas.microsoft.com/office/word/2018/wordml/cex" xmlns:w16cid="http://schemas.microsoft.com/office/word/2016/wordml/cid" xmlns:w16="http://schemas.microsoft.com/office/word/2018/wordml" xmlns:w16sdtdh="http://schemas.microsoft.com/office/word/2020/wordml/sdtdatahash" xmlns:w16sdtfl="http://schemas.microsoft.com/office/word/2024/wordml/sdtformatlock" xmlns:w16se="http://schemas.microsoft.com/office/word/2015/wordml/symex" xmlns:w16du="http://schemas.microsoft.com/office/word/2023/wordml/word16du" xmlns:wne="http://schemas.microsoft.com/office/word/2006/wordml" mc:Ignorable="w14 w15 w16se w16cid w16 w16cex w16sdtdh w16sdtfl w16du wp14">
   <w:endnote w:type="separator" w:id="-1">
     <w:p>
       <w:pPr>
@@ -6038,7 +6030,7 @@
 </file>
 
 <file path=word/footer1.xml><?xml version="1.0" encoding="utf-8"?>
-<w:ftr xmlns:wpc="http://schemas.microsoft.com/office/word/2010/wordprocessingCanvas" xmlns:cx="http://schemas.microsoft.com/office/drawing/2014/chartex" xmlns:cx1="http://schemas.microsoft.com/office/drawing/2015/9/8/chartex" xmlns:cx2="http://schemas.microsoft.com/office/drawing/2015/10/21/chartex" xmlns:cx3="http://schemas.microsoft.com/office/drawing/2016/5/9/chartex" xmlns:cx4="http://schemas.microsoft.com/office/drawing/2016/5/10/chartex" xmlns:cx5="http://schemas.microsoft.com/office/drawing/2016/5/11/chartex" xmlns:cx6="http://schemas.microsoft.com/office/drawing/2016/5/12/chartex" xmlns:cx7="http://schemas.microsoft.com/office/drawing/2016/5/13/chartex" xmlns:cx8="http://schemas.microsoft.com/office/drawing/2016/5/14/chartex" xmlns:mc="http://schemas.openxmlformats.org/markup-compatibility/2006" xmlns:aink="http://schemas.microsoft.com/office/drawing/2016/ink" xmlns:am3d="http://schemas.microsoft.com/office/drawing/2017/model3d" xmlns:o="urn:schemas-microsoft-com:office:office" xmlns:oel="http://schemas.microsoft.com/office/2019/extlst" xmlns:r="http://schemas.openxmlformats.org/officeDocument/2006/relationships" xmlns:m="http://schemas.openxmlformats.org/officeDocument/2006/math" xmlns:v="urn:schemas-microsoft-com:vml" xmlns:wp14="http://schemas.microsoft.com/office/word/2010/wordprocessingDrawing" xmlns:wp="http://schemas.openxmlformats.org/drawingml/2006/wordprocessingDrawing" xmlns:w10="urn:schemas-microsoft-com:office:word" xmlns:w="http://schemas.openxmlformats.org/wordprocessingml/2006/main" xmlns:w14="http://schemas.microsoft.com/office/word/2010/wordml" xmlns:w15="http://schemas.microsoft.com/office/word/2012/wordml" xmlns:w16cex="http://schemas.microsoft.com/office/word/2018/wordml/cex" xmlns:w16cid="http://schemas.microsoft.com/office/word/2016/wordml/cid" xmlns:w16="http://schemas.microsoft.com/office/word/2018/wordml" xmlns:w16du="http://schemas.microsoft.com/office/word/2023/wordml/word16du" xmlns:w16sdtdh="http://schemas.microsoft.com/office/word/2020/wordml/sdtdatahash" xmlns:w16sdtfl="http://schemas.microsoft.com/office/word/2024/wordml/sdtformatlock" xmlns:w16se="http://schemas.microsoft.com/office/word/2015/wordml/symex" xmlns:wpg="http://schemas.microsoft.com/office/word/2010/wordprocessingGroup" xmlns:wpi="http://schemas.microsoft.com/office/word/2010/wordprocessingInk" xmlns:wne="http://schemas.microsoft.com/office/word/2006/wordml" xmlns:wps="http://schemas.microsoft.com/office/word/2010/wordprocessingShape" mc:Ignorable="w14 w15 w16se w16cid w16 w16cex w16sdtdh w16sdtfl w16du wp14">
+<w:ftr xmlns:wpc="http://schemas.microsoft.com/office/word/2010/wordprocessingCanvas" xmlns:cx="http://schemas.microsoft.com/office/drawing/2014/chartex" xmlns:cx1="http://schemas.microsoft.com/office/drawing/2015/9/8/chartex" xmlns:cx2="http://schemas.microsoft.com/office/drawing/2015/10/21/chartex" xmlns:cx3="http://schemas.microsoft.com/office/drawing/2016/5/9/chartex" xmlns:cx4="http://schemas.microsoft.com/office/drawing/2016/5/10/chartex" xmlns:cx5="http://schemas.microsoft.com/office/drawing/2016/5/11/chartex" xmlns:cx6="http://schemas.microsoft.com/office/drawing/2016/5/12/chartex" xmlns:cx7="http://schemas.microsoft.com/office/drawing/2016/5/13/chartex" xmlns:cx8="http://schemas.microsoft.com/office/drawing/2016/5/14/chartex" xmlns:mc="http://schemas.openxmlformats.org/markup-compatibility/2006" xmlns:m="http://schemas.openxmlformats.org/officeDocument/2006/math" xmlns:aink="http://schemas.microsoft.com/office/drawing/2016/ink" xmlns:am3d="http://schemas.microsoft.com/office/drawing/2017/model3d" xmlns:oel="http://schemas.microsoft.com/office/2019/extlst" xmlns:r="http://schemas.openxmlformats.org/officeDocument/2006/relationships" xmlns:wp14="http://schemas.microsoft.com/office/word/2010/wordprocessingDrawing" xmlns:wp="http://schemas.openxmlformats.org/drawingml/2006/wordprocessingDrawing" xmlns:wpg="http://schemas.microsoft.com/office/word/2010/wordprocessingGroup" xmlns:wpi="http://schemas.microsoft.com/office/word/2010/wordprocessingInk" xmlns:wps="http://schemas.microsoft.com/office/word/2010/wordprocessingShape" xmlns:o="urn:schemas-microsoft-com:office:office" xmlns:v="urn:schemas-microsoft-com:vml" xmlns:w10="urn:schemas-microsoft-com:office:word" xmlns:w="http://schemas.openxmlformats.org/wordprocessingml/2006/main" xmlns:w14="http://schemas.microsoft.com/office/word/2010/wordml" xmlns:w15="http://schemas.microsoft.com/office/word/2012/wordml" xmlns:w16cei="http://schemas.microsoft.com/office/word/2026/wordml/cei" xmlns:w16cex="http://schemas.microsoft.com/office/word/2018/wordml/cex" xmlns:w16cid="http://schemas.microsoft.com/office/word/2016/wordml/cid" xmlns:w16="http://schemas.microsoft.com/office/word/2018/wordml" xmlns:w16sdtdh="http://schemas.microsoft.com/office/word/2020/wordml/sdtdatahash" xmlns:w16sdtfl="http://schemas.microsoft.com/office/word/2024/wordml/sdtformatlock" xmlns:w16se="http://schemas.microsoft.com/office/word/2015/wordml/symex" xmlns:w16du="http://schemas.microsoft.com/office/word/2023/wordml/word16du" xmlns:wne="http://schemas.microsoft.com/office/word/2006/wordml" mc:Ignorable="w14 w15 w16se w16cid w16 w16cex w16sdtdh w16sdtfl w16du wp14">
   <w:p>
     <w:pPr>
       <w:pStyle w:val="Voettekst"/>
@@ -6139,7 +6131,7 @@
 </file>
 
 <file path=word/footnotes.xml><?xml version="1.0" encoding="utf-8"?>
-<w:footnotes xmlns:wpc="http://schemas.microsoft.com/office/word/2010/wordprocessingCanvas" xmlns:cx="http://schemas.microsoft.com/office/drawing/2014/chartex" xmlns:cx1="http://schemas.microsoft.com/office/drawing/2015/9/8/chartex" xmlns:cx2="http://schemas.microsoft.com/office/drawing/2015/10/21/chartex" xmlns:cx3="http://schemas.microsoft.com/office/drawing/2016/5/9/chartex" xmlns:cx4="http://schemas.microsoft.com/office/drawing/2016/5/10/chartex" xmlns:cx5="http://schemas.microsoft.com/office/drawing/2016/5/11/chartex" xmlns:cx6="http://schemas.microsoft.com/office/drawing/2016/5/12/chartex" xmlns:cx7="http://schemas.microsoft.com/office/drawing/2016/5/13/chartex" xmlns:cx8="http://schemas.microsoft.com/office/drawing/2016/5/14/chartex" xmlns:mc="http://schemas.openxmlformats.org/markup-compatibility/2006" xmlns:aink="http://schemas.microsoft.com/office/drawing/2016/ink" xmlns:am3d="http://schemas.microsoft.com/office/drawing/2017/model3d" xmlns:o="urn:schemas-microsoft-com:office:office" xmlns:oel="http://schemas.microsoft.com/office/2019/extlst" xmlns:r="http://schemas.openxmlformats.org/officeDocument/2006/relationships" xmlns:m="http://schemas.openxmlformats.org/officeDocument/2006/math" xmlns:v="urn:schemas-microsoft-com:vml" xmlns:wp14="http://schemas.microsoft.com/office/word/2010/wordprocessingDrawing" xmlns:wp="http://schemas.openxmlformats.org/drawingml/2006/wordprocessingDrawing" xmlns:w10="urn:schemas-microsoft-com:office:word" xmlns:w="http://schemas.openxmlformats.org/wordprocessingml/2006/main" xmlns:w14="http://schemas.microsoft.com/office/word/2010/wordml" xmlns:w15="http://schemas.microsoft.com/office/word/2012/wordml" xmlns:w16cex="http://schemas.microsoft.com/office/word/2018/wordml/cex" xmlns:w16cid="http://schemas.microsoft.com/office/word/2016/wordml/cid" xmlns:w16="http://schemas.microsoft.com/office/word/2018/wordml" xmlns:w16du="http://schemas.microsoft.com/office/word/2023/wordml/word16du" xmlns:w16sdtdh="http://schemas.microsoft.com/office/word/2020/wordml/sdtdatahash" xmlns:w16sdtfl="http://schemas.microsoft.com/office/word/2024/wordml/sdtformatlock" xmlns:w16se="http://schemas.microsoft.com/office/word/2015/wordml/symex" xmlns:wpg="http://schemas.microsoft.com/office/word/2010/wordprocessingGroup" xmlns:wpi="http://schemas.microsoft.com/office/word/2010/wordprocessingInk" xmlns:wne="http://schemas.microsoft.com/office/word/2006/wordml" xmlns:wps="http://schemas.microsoft.com/office/word/2010/wordprocessingShape" mc:Ignorable="w14 w15 w16se w16cid w16 w16cex w16sdtdh w16sdtfl w16du wp14">
+<w:footnotes xmlns:wpc="http://schemas.microsoft.com/office/word/2010/wordprocessingCanvas" xmlns:cx="http://schemas.microsoft.com/office/drawing/2014/chartex" xmlns:cx1="http://schemas.microsoft.com/office/drawing/2015/9/8/chartex" xmlns:cx2="http://schemas.microsoft.com/office/drawing/2015/10/21/chartex" xmlns:cx3="http://schemas.microsoft.com/office/drawing/2016/5/9/chartex" xmlns:cx4="http://schemas.microsoft.com/office/drawing/2016/5/10/chartex" xmlns:cx5="http://schemas.microsoft.com/office/drawing/2016/5/11/chartex" xmlns:cx6="http://schemas.microsoft.com/office/drawing/2016/5/12/chartex" xmlns:cx7="http://schemas.microsoft.com/office/drawing/2016/5/13/chartex" xmlns:cx8="http://schemas.microsoft.com/office/drawing/2016/5/14/chartex" xmlns:mc="http://schemas.openxmlformats.org/markup-compatibility/2006" xmlns:m="http://schemas.openxmlformats.org/officeDocument/2006/math" xmlns:aink="http://schemas.microsoft.com/office/drawing/2016/ink" xmlns:am3d="http://schemas.microsoft.com/office/drawing/2017/model3d" xmlns:oel="http://schemas.microsoft.com/office/2019/extlst" xmlns:r="http://schemas.openxmlformats.org/officeDocument/2006/relationships" xmlns:wp14="http://schemas.microsoft.com/office/word/2010/wordprocessingDrawing" xmlns:wp="http://schemas.openxmlformats.org/drawingml/2006/wordprocessingDrawing" xmlns:wpg="http://schemas.microsoft.com/office/word/2010/wordprocessingGroup" xmlns:wpi="http://schemas.microsoft.com/office/word/2010/wordprocessingInk" xmlns:wps="http://schemas.microsoft.com/office/word/2010/wordprocessingShape" xmlns:o="urn:schemas-microsoft-com:office:office" xmlns:v="urn:schemas-microsoft-com:vml" xmlns:w10="urn:schemas-microsoft-com:office:word" xmlns:w="http://schemas.openxmlformats.org/wordprocessingml/2006/main" xmlns:w14="http://schemas.microsoft.com/office/word/2010/wordml" xmlns:w15="http://schemas.microsoft.com/office/word/2012/wordml" xmlns:w16cei="http://schemas.microsoft.com/office/word/2026/wordml/cei" xmlns:w16cex="http://schemas.microsoft.com/office/word/2018/wordml/cex" xmlns:w16cid="http://schemas.microsoft.com/office/word/2016/wordml/cid" xmlns:w16="http://schemas.microsoft.com/office/word/2018/wordml" xmlns:w16sdtdh="http://schemas.microsoft.com/office/word/2020/wordml/sdtdatahash" xmlns:w16sdtfl="http://schemas.microsoft.com/office/word/2024/wordml/sdtformatlock" xmlns:w16se="http://schemas.microsoft.com/office/word/2015/wordml/symex" xmlns:w16du="http://schemas.microsoft.com/office/word/2023/wordml/word16du" xmlns:wne="http://schemas.microsoft.com/office/word/2006/wordml" mc:Ignorable="w14 w15 w16se w16cid w16 w16cex w16sdtdh w16sdtfl w16du wp14">
   <w:footnote w:type="separator" w:id="-1">
     <w:p>
       <w:pPr>
@@ -6164,7 +6156,7 @@
 </file>
 
 <file path=word/header1.xml><?xml version="1.0" encoding="utf-8"?>
-<w:hdr xmlns:wpc="http://schemas.microsoft.com/office/word/2010/wordprocessingCanvas" xmlns:cx="http://schemas.microsoft.com/office/drawing/2014/chartex" xmlns:cx1="http://schemas.microsoft.com/office/drawing/2015/9/8/chartex" xmlns:cx2="http://schemas.microsoft.com/office/drawing/2015/10/21/chartex" xmlns:cx3="http://schemas.microsoft.com/office/drawing/2016/5/9/chartex" xmlns:cx4="http://schemas.microsoft.com/office/drawing/2016/5/10/chartex" xmlns:cx5="http://schemas.microsoft.com/office/drawing/2016/5/11/chartex" xmlns:cx6="http://schemas.microsoft.com/office/drawing/2016/5/12/chartex" xmlns:cx7="http://schemas.microsoft.com/office/drawing/2016/5/13/chartex" xmlns:cx8="http://schemas.microsoft.com/office/drawing/2016/5/14/chartex" xmlns:mc="http://schemas.openxmlformats.org/markup-compatibility/2006" xmlns:aink="http://schemas.microsoft.com/office/drawing/2016/ink" xmlns:am3d="http://schemas.microsoft.com/office/drawing/2017/model3d" xmlns:o="urn:schemas-microsoft-com:office:office" xmlns:oel="http://schemas.microsoft.com/office/2019/extlst" xmlns:r="http://schemas.openxmlformats.org/officeDocument/2006/relationships" xmlns:m="http://schemas.openxmlformats.org/officeDocument/2006/math" xmlns:v="urn:schemas-microsoft-com:vml" xmlns:wp14="http://schemas.microsoft.com/office/word/2010/wordprocessingDrawing" xmlns:wp="http://schemas.openxmlformats.org/drawingml/2006/wordprocessingDrawing" xmlns:w10="urn:schemas-microsoft-com:office:word" xmlns:w="http://schemas.openxmlformats.org/wordprocessingml/2006/main" xmlns:w14="http://schemas.microsoft.com/office/word/2010/wordml" xmlns:w15="http://schemas.microsoft.com/office/word/2012/wordml" xmlns:w16cex="http://schemas.microsoft.com/office/word/2018/wordml/cex" xmlns:w16cid="http://schemas.microsoft.com/office/word/2016/wordml/cid" xmlns:w16="http://schemas.microsoft.com/office/word/2018/wordml" xmlns:w16du="http://schemas.microsoft.com/office/word/2023/wordml/word16du" xmlns:w16sdtdh="http://schemas.microsoft.com/office/word/2020/wordml/sdtdatahash" xmlns:w16sdtfl="http://schemas.microsoft.com/office/word/2024/wordml/sdtformatlock" xmlns:w16se="http://schemas.microsoft.com/office/word/2015/wordml/symex" xmlns:wpg="http://schemas.microsoft.com/office/word/2010/wordprocessingGroup" xmlns:wpi="http://schemas.microsoft.com/office/word/2010/wordprocessingInk" xmlns:wne="http://schemas.microsoft.com/office/word/2006/wordml" xmlns:wps="http://schemas.microsoft.com/office/word/2010/wordprocessingShape" mc:Ignorable="w14 w15 w16se w16cid w16 w16cex w16sdtdh w16sdtfl w16du wp14">
+<w:hdr xmlns:wpc="http://schemas.microsoft.com/office/word/2010/wordprocessingCanvas" xmlns:cx="http://schemas.microsoft.com/office/drawing/2014/chartex" xmlns:cx1="http://schemas.microsoft.com/office/drawing/2015/9/8/chartex" xmlns:cx2="http://schemas.microsoft.com/office/drawing/2015/10/21/chartex" xmlns:cx3="http://schemas.microsoft.com/office/drawing/2016/5/9/chartex" xmlns:cx4="http://schemas.microsoft.com/office/drawing/2016/5/10/chartex" xmlns:cx5="http://schemas.microsoft.com/office/drawing/2016/5/11/chartex" xmlns:cx6="http://schemas.microsoft.com/office/drawing/2016/5/12/chartex" xmlns:cx7="http://schemas.microsoft.com/office/drawing/2016/5/13/chartex" xmlns:cx8="http://schemas.microsoft.com/office/drawing/2016/5/14/chartex" xmlns:mc="http://schemas.openxmlformats.org/markup-compatibility/2006" xmlns:m="http://schemas.openxmlformats.org/officeDocument/2006/math" xmlns:aink="http://schemas.microsoft.com/office/drawing/2016/ink" xmlns:am3d="http://schemas.microsoft.com/office/drawing/2017/model3d" xmlns:oel="http://schemas.microsoft.com/office/2019/extlst" xmlns:r="http://schemas.openxmlformats.org/officeDocument/2006/relationships" xmlns:wp14="http://schemas.microsoft.com/office/word/2010/wordprocessingDrawing" xmlns:wp="http://schemas.openxmlformats.org/drawingml/2006/wordprocessingDrawing" xmlns:wpg="http://schemas.microsoft.com/office/word/2010/wordprocessingGroup" xmlns:wpi="http://schemas.microsoft.com/office/word/2010/wordprocessingInk" xmlns:wps="http://schemas.microsoft.com/office/word/2010/wordprocessingShape" xmlns:o="urn:schemas-microsoft-com:office:office" xmlns:v="urn:schemas-microsoft-com:vml" xmlns:w10="urn:schemas-microsoft-com:office:word" xmlns:w="http://schemas.openxmlformats.org/wordprocessingml/2006/main" xmlns:w14="http://schemas.microsoft.com/office/word/2010/wordml" xmlns:w15="http://schemas.microsoft.com/office/word/2012/wordml" xmlns:w16cei="http://schemas.microsoft.com/office/word/2026/wordml/cei" xmlns:w16cex="http://schemas.microsoft.com/office/word/2018/wordml/cex" xmlns:w16cid="http://schemas.microsoft.com/office/word/2016/wordml/cid" xmlns:w16="http://schemas.microsoft.com/office/word/2018/wordml" xmlns:w16sdtdh="http://schemas.microsoft.com/office/word/2020/wordml/sdtdatahash" xmlns:w16sdtfl="http://schemas.microsoft.com/office/word/2024/wordml/sdtformatlock" xmlns:w16se="http://schemas.microsoft.com/office/word/2015/wordml/symex" xmlns:w16du="http://schemas.microsoft.com/office/word/2023/wordml/word16du" xmlns:wne="http://schemas.microsoft.com/office/word/2006/wordml" mc:Ignorable="w14 w15 w16se w16cid w16 w16cex w16sdtdh w16sdtfl w16du wp14">
   <w:p>
     <w:pPr>
       <w:pStyle w:val="Koptekst"/>
@@ -6202,7 +6194,7 @@
 </file>
 
 <file path=word/header2.xml><?xml version="1.0" encoding="utf-8"?>
-<w:hdr xmlns:wpc="http://schemas.microsoft.com/office/word/2010/wordprocessingCanvas" xmlns:cx="http://schemas.microsoft.com/office/drawing/2014/chartex" xmlns:cx1="http://schemas.microsoft.com/office/drawing/2015/9/8/chartex" xmlns:cx2="http://schemas.microsoft.com/office/drawing/2015/10/21/chartex" xmlns:cx3="http://schemas.microsoft.com/office/drawing/2016/5/9/chartex" xmlns:cx4="http://schemas.microsoft.com/office/drawing/2016/5/10/chartex" xmlns:cx5="http://schemas.microsoft.com/office/drawing/2016/5/11/chartex" xmlns:cx6="http://schemas.microsoft.com/office/drawing/2016/5/12/chartex" xmlns:cx7="http://schemas.microsoft.com/office/drawing/2016/5/13/chartex" xmlns:cx8="http://schemas.microsoft.com/office/drawing/2016/5/14/chartex" xmlns:mc="http://schemas.openxmlformats.org/markup-compatibility/2006" xmlns:aink="http://schemas.microsoft.com/office/drawing/2016/ink" xmlns:am3d="http://schemas.microsoft.com/office/drawing/2017/model3d" xmlns:o="urn:schemas-microsoft-com:office:office" xmlns:oel="http://schemas.microsoft.com/office/2019/extlst" xmlns:r="http://schemas.openxmlformats.org/officeDocument/2006/relationships" xmlns:m="http://schemas.openxmlformats.org/officeDocument/2006/math" xmlns:v="urn:schemas-microsoft-com:vml" xmlns:wp14="http://schemas.microsoft.com/office/word/2010/wordprocessingDrawing" xmlns:wp="http://schemas.openxmlformats.org/drawingml/2006/wordprocessingDrawing" xmlns:w10="urn:schemas-microsoft-com:office:word" xmlns:w="http://schemas.openxmlformats.org/wordprocessingml/2006/main" xmlns:w14="http://schemas.microsoft.com/office/word/2010/wordml" xmlns:w15="http://schemas.microsoft.com/office/word/2012/wordml" xmlns:w16cex="http://schemas.microsoft.com/office/word/2018/wordml/cex" xmlns:w16cid="http://schemas.microsoft.com/office/word/2016/wordml/cid" xmlns:w16="http://schemas.microsoft.com/office/word/2018/wordml" xmlns:w16du="http://schemas.microsoft.com/office/word/2023/wordml/word16du" xmlns:w16sdtdh="http://schemas.microsoft.com/office/word/2020/wordml/sdtdatahash" xmlns:w16sdtfl="http://schemas.microsoft.com/office/word/2024/wordml/sdtformatlock" xmlns:w16se="http://schemas.microsoft.com/office/word/2015/wordml/symex" xmlns:wpg="http://schemas.microsoft.com/office/word/2010/wordprocessingGroup" xmlns:wpi="http://schemas.microsoft.com/office/word/2010/wordprocessingInk" xmlns:wne="http://schemas.microsoft.com/office/word/2006/wordml" xmlns:wps="http://schemas.microsoft.com/office/word/2010/wordprocessingShape" mc:Ignorable="w14 w15 w16se w16cid w16 w16cex w16sdtdh w16sdtfl w16du wp14">
+<w:hdr xmlns:wpc="http://schemas.microsoft.com/office/word/2010/wordprocessingCanvas" xmlns:cx="http://schemas.microsoft.com/office/drawing/2014/chartex" xmlns:cx1="http://schemas.microsoft.com/office/drawing/2015/9/8/chartex" xmlns:cx2="http://schemas.microsoft.com/office/drawing/2015/10/21/chartex" xmlns:cx3="http://schemas.microsoft.com/office/drawing/2016/5/9/chartex" xmlns:cx4="http://schemas.microsoft.com/office/drawing/2016/5/10/chartex" xmlns:cx5="http://schemas.microsoft.com/office/drawing/2016/5/11/chartex" xmlns:cx6="http://schemas.microsoft.com/office/drawing/2016/5/12/chartex" xmlns:cx7="http://schemas.microsoft.com/office/drawing/2016/5/13/chartex" xmlns:cx8="http://schemas.microsoft.com/office/drawing/2016/5/14/chartex" xmlns:mc="http://schemas.openxmlformats.org/markup-compatibility/2006" xmlns:m="http://schemas.openxmlformats.org/officeDocument/2006/math" xmlns:aink="http://schemas.microsoft.com/office/drawing/2016/ink" xmlns:am3d="http://schemas.microsoft.com/office/drawing/2017/model3d" xmlns:oel="http://schemas.microsoft.com/office/2019/extlst" xmlns:r="http://schemas.openxmlformats.org/officeDocument/2006/relationships" xmlns:wp14="http://schemas.microsoft.com/office/word/2010/wordprocessingDrawing" xmlns:wp="http://schemas.openxmlformats.org/drawingml/2006/wordprocessingDrawing" xmlns:wpg="http://schemas.microsoft.com/office/word/2010/wordprocessingGroup" xmlns:wpi="http://schemas.microsoft.com/office/word/2010/wordprocessingInk" xmlns:wps="http://schemas.microsoft.com/office/word/2010/wordprocessingShape" xmlns:o="urn:schemas-microsoft-com:office:office" xmlns:v="urn:schemas-microsoft-com:vml" xmlns:w10="urn:schemas-microsoft-com:office:word" xmlns:w="http://schemas.openxmlformats.org/wordprocessingml/2006/main" xmlns:w14="http://schemas.microsoft.com/office/word/2010/wordml" xmlns:w15="http://schemas.microsoft.com/office/word/2012/wordml" xmlns:w16cei="http://schemas.microsoft.com/office/word/2026/wordml/cei" xmlns:w16cex="http://schemas.microsoft.com/office/word/2018/wordml/cex" xmlns:w16cid="http://schemas.microsoft.com/office/word/2016/wordml/cid" xmlns:w16="http://schemas.microsoft.com/office/word/2018/wordml" xmlns:w16sdtdh="http://schemas.microsoft.com/office/word/2020/wordml/sdtdatahash" xmlns:w16sdtfl="http://schemas.microsoft.com/office/word/2024/wordml/sdtformatlock" xmlns:w16se="http://schemas.microsoft.com/office/word/2015/wordml/symex" xmlns:w16du="http://schemas.microsoft.com/office/word/2023/wordml/word16du" xmlns:wne="http://schemas.microsoft.com/office/word/2006/wordml" mc:Ignorable="w14 w15 w16se w16cid w16 w16cex w16sdtdh w16sdtfl w16du wp14">
   <w:p>
     <w:pPr>
       <w:pStyle w:val="Koptekst"/>
@@ -6265,7 +6257,7 @@
 </file>
 
 <file path=word/numbering.xml><?xml version="1.0" encoding="utf-8"?>
-<w:numbering xmlns:wpc="http://schemas.microsoft.com/office/word/2010/wordprocessingCanvas" xmlns:cx="http://schemas.microsoft.com/office/drawing/2014/chartex" xmlns:cx1="http://schemas.microsoft.com/office/drawing/2015/9/8/chartex" xmlns:cx2="http://schemas.microsoft.com/office/drawing/2015/10/21/chartex" xmlns:cx3="http://schemas.microsoft.com/office/drawing/2016/5/9/chartex" xmlns:cx4="http://schemas.microsoft.com/office/drawing/2016/5/10/chartex" xmlns:cx5="http://schemas.microsoft.com/office/drawing/2016/5/11/chartex" xmlns:cx6="http://schemas.microsoft.com/office/drawing/2016/5/12/chartex" xmlns:cx7="http://schemas.microsoft.com/office/drawing/2016/5/13/chartex" xmlns:cx8="http://schemas.microsoft.com/office/drawing/2016/5/14/chartex" xmlns:mc="http://schemas.openxmlformats.org/markup-compatibility/2006" xmlns:aink="http://schemas.microsoft.com/office/drawing/2016/ink" xmlns:am3d="http://schemas.microsoft.com/office/drawing/2017/model3d" xmlns:o="urn:schemas-microsoft-com:office:office" xmlns:oel="http://schemas.microsoft.com/office/2019/extlst" xmlns:r="http://schemas.openxmlformats.org/officeDocument/2006/relationships" xmlns:m="http://schemas.openxmlformats.org/officeDocument/2006/math" xmlns:v="urn:schemas-microsoft-com:vml" xmlns:wp14="http://schemas.microsoft.com/office/word/2010/wordprocessingDrawing" xmlns:wp="http://schemas.openxmlformats.org/drawingml/2006/wordprocessingDrawing" xmlns:w10="urn:schemas-microsoft-com:office:word" xmlns:w="http://schemas.openxmlformats.org/wordprocessingml/2006/main" xmlns:w14="http://schemas.microsoft.com/office/word/2010/wordml" xmlns:w15="http://schemas.microsoft.com/office/word/2012/wordml" xmlns:w16cex="http://schemas.microsoft.com/office/word/2018/wordml/cex" xmlns:w16cid="http://schemas.microsoft.com/office/word/2016/wordml/cid" xmlns:w16="http://schemas.microsoft.com/office/word/2018/wordml" xmlns:w16du="http://schemas.microsoft.com/office/word/2023/wordml/word16du" xmlns:w16sdtdh="http://schemas.microsoft.com/office/word/2020/wordml/sdtdatahash" xmlns:w16sdtfl="http://schemas.microsoft.com/office/word/2024/wordml/sdtformatlock" xmlns:w16se="http://schemas.microsoft.com/office/word/2015/wordml/symex" xmlns:wpg="http://schemas.microsoft.com/office/word/2010/wordprocessingGroup" xmlns:wpi="http://schemas.microsoft.com/office/word/2010/wordprocessingInk" xmlns:wne="http://schemas.microsoft.com/office/word/2006/wordml" xmlns:wps="http://schemas.microsoft.com/office/word/2010/wordprocessingShape" mc:Ignorable="w14 w15 w16se w16cid w16 w16cex w16sdtdh w16sdtfl w16du wp14">
+<w:numbering xmlns:wpc="http://schemas.microsoft.com/office/word/2010/wordprocessingCanvas" xmlns:cx="http://schemas.microsoft.com/office/drawing/2014/chartex" xmlns:cx1="http://schemas.microsoft.com/office/drawing/2015/9/8/chartex" xmlns:cx2="http://schemas.microsoft.com/office/drawing/2015/10/21/chartex" xmlns:cx3="http://schemas.microsoft.com/office/drawing/2016/5/9/chartex" xmlns:cx4="http://schemas.microsoft.com/office/drawing/2016/5/10/chartex" xmlns:cx5="http://schemas.microsoft.com/office/drawing/2016/5/11/chartex" xmlns:cx6="http://schemas.microsoft.com/office/drawing/2016/5/12/chartex" xmlns:cx7="http://schemas.microsoft.com/office/drawing/2016/5/13/chartex" xmlns:cx8="http://schemas.microsoft.com/office/drawing/2016/5/14/chartex" xmlns:mc="http://schemas.openxmlformats.org/markup-compatibility/2006" xmlns:m="http://schemas.openxmlformats.org/officeDocument/2006/math" xmlns:aink="http://schemas.microsoft.com/office/drawing/2016/ink" xmlns:am3d="http://schemas.microsoft.com/office/drawing/2017/model3d" xmlns:oel="http://schemas.microsoft.com/office/2019/extlst" xmlns:r="http://schemas.openxmlformats.org/officeDocument/2006/relationships" xmlns:wp14="http://schemas.microsoft.com/office/word/2010/wordprocessingDrawing" xmlns:wp="http://schemas.openxmlformats.org/drawingml/2006/wordprocessingDrawing" xmlns:wpg="http://schemas.microsoft.com/office/word/2010/wordprocessingGroup" xmlns:wpi="http://schemas.microsoft.com/office/word/2010/wordprocessingInk" xmlns:wps="http://schemas.microsoft.com/office/word/2010/wordprocessingShape" xmlns:o="urn:schemas-microsoft-com:office:office" xmlns:v="urn:schemas-microsoft-com:vml" xmlns:w10="urn:schemas-microsoft-com:office:word" xmlns:w="http://schemas.openxmlformats.org/wordprocessingml/2006/main" xmlns:w14="http://schemas.microsoft.com/office/word/2010/wordml" xmlns:w15="http://schemas.microsoft.com/office/word/2012/wordml" xmlns:w16cei="http://schemas.microsoft.com/office/word/2026/wordml/cei" xmlns:w16cex="http://schemas.microsoft.com/office/word/2018/wordml/cex" xmlns:w16cid="http://schemas.microsoft.com/office/word/2016/wordml/cid" xmlns:w16="http://schemas.microsoft.com/office/word/2018/wordml" xmlns:w16sdtdh="http://schemas.microsoft.com/office/word/2020/wordml/sdtdatahash" xmlns:w16sdtfl="http://schemas.microsoft.com/office/word/2024/wordml/sdtformatlock" xmlns:w16se="http://schemas.microsoft.com/office/word/2015/wordml/symex" xmlns:w16du="http://schemas.microsoft.com/office/word/2023/wordml/word16du" xmlns:wne="http://schemas.microsoft.com/office/word/2006/wordml" mc:Ignorable="w14 w15 w16se w16cid w16 w16cex w16sdtdh w16sdtfl w16du wp14">
   <w:abstractNum w:abstractNumId="0" w15:restartNumberingAfterBreak="0">
     <w:nsid w:val="FFFFFF1D"/>
     <w:multiLevelType w:val="multilevel"/>
@@ -6781,7 +6773,7 @@
 </file>
 
 <file path=word/styles.xml><?xml version="1.0" encoding="utf-8"?>
-<w:styles xmlns:mc="http://schemas.openxmlformats.org/markup-compatibility/2006" xmlns:r="http://schemas.openxmlformats.org/officeDocument/2006/relationships" xmlns:w="http://schemas.openxmlformats.org/wordprocessingml/2006/main" xmlns:w14="http://schemas.microsoft.com/office/word/2010/wordml" xmlns:w15="http://schemas.microsoft.com/office/word/2012/wordml" xmlns:w16cex="http://schemas.microsoft.com/office/word/2018/wordml/cex" xmlns:w16cid="http://schemas.microsoft.com/office/word/2016/wordml/cid" xmlns:w16="http://schemas.microsoft.com/office/word/2018/wordml" xmlns:w16du="http://schemas.microsoft.com/office/word/2023/wordml/word16du" xmlns:w16sdtdh="http://schemas.microsoft.com/office/word/2020/wordml/sdtdatahash" xmlns:w16sdtfl="http://schemas.microsoft.com/office/word/2024/wordml/sdtformatlock" xmlns:w16se="http://schemas.microsoft.com/office/word/2015/wordml/symex" mc:Ignorable="w14 w15 w16se w16cid w16 w16cex w16sdtdh w16sdtfl w16du">
+<w:styles xmlns:mc="http://schemas.openxmlformats.org/markup-compatibility/2006" xmlns:r="http://schemas.openxmlformats.org/officeDocument/2006/relationships" xmlns:w="http://schemas.openxmlformats.org/wordprocessingml/2006/main" xmlns:w14="http://schemas.microsoft.com/office/word/2010/wordml" xmlns:w15="http://schemas.microsoft.com/office/word/2012/wordml" xmlns:w16cex="http://schemas.microsoft.com/office/word/2018/wordml/cex" xmlns:w16cid="http://schemas.microsoft.com/office/word/2016/wordml/cid" xmlns:w16="http://schemas.microsoft.com/office/word/2018/wordml" xmlns:w16sdtdh="http://schemas.microsoft.com/office/word/2020/wordml/sdtdatahash" xmlns:w16sdtfl="http://schemas.microsoft.com/office/word/2024/wordml/sdtformatlock" xmlns:w16se="http://schemas.microsoft.com/office/word/2015/wordml/symex" xmlns:w16du="http://schemas.microsoft.com/office/word/2023/wordml/word16du" mc:Ignorable="w14 w15 w16se w16cid w16 w16cex w16sdtdh w16sdtfl w16du">
   <w:docDefaults>
     <w:rPrDefault>
       <w:rPr>
